--- a/ss19/mini/mini.docx
+++ b/ss19/mini/mini.docx
@@ -31,8 +31,6 @@
         <w:pStyle w:val="2"/>
         <w:spacing w:before="200" w:after="100"/>
       </w:pPr>
-      <w:bookmarkStart w:id="0" w:name="_GoBack"/>
-      <w:bookmarkEnd w:id="0"/>
       <w:r>
         <w:t>Bước 1 – Yêu cầu FR/NFR</w:t>
       </w:r>
@@ -762,6 +760,58 @@
       </w:pPr>
       <w:r>
         <w:t>Actor được giới hạn ở 2 tác nhân theo đề: Khách hàng và Nhân viên kho. Có 4 Use Case: Đăng nhập, Xem sản phẩm, Đặt hàng Online, Cập nhật tồn kho.</w:t>
+      </w:r>
+    </w:p>
+    <w:p>
+      <w:pPr>
+        <w:spacing w:after="100" w:line="276" w:lineRule="auto"/>
+        <w:rPr>
+          <w:rFonts w:hint="default"/>
+          <w:lang w:val="vi-VN"/>
+        </w:rPr>
+      </w:pPr>
+      <w:r>
+        <w:rPr>
+          <w:rFonts w:hint="default"/>
+          <w:lang w:val="vi-VN"/>
+        </w:rPr>
+        <w:drawing>
+          <wp:inline distT="0" distB="0" distL="114300" distR="114300">
+            <wp:extent cx="5113020" cy="3710940"/>
+            <wp:effectExtent l="0" t="0" r="7620" b="7620"/>
+            <wp:docPr id="2" name="Picture 2" descr="use case"/>
+            <wp:cNvGraphicFramePr>
+              <a:graphicFrameLocks xmlns:a="http://schemas.openxmlformats.org/drawingml/2006/main" noChangeAspect="1"/>
+            </wp:cNvGraphicFramePr>
+            <a:graphic xmlns:a="http://schemas.openxmlformats.org/drawingml/2006/main">
+              <a:graphicData uri="http://schemas.openxmlformats.org/drawingml/2006/picture">
+                <pic:pic xmlns:pic="http://schemas.openxmlformats.org/drawingml/2006/picture">
+                  <pic:nvPicPr>
+                    <pic:cNvPr id="2" name="Picture 2" descr="use case"/>
+                    <pic:cNvPicPr>
+                      <a:picLocks noChangeAspect="1"/>
+                    </pic:cNvPicPr>
+                  </pic:nvPicPr>
+                  <pic:blipFill>
+                    <a:blip r:embed="rId7"/>
+                    <a:stretch>
+                      <a:fillRect/>
+                    </a:stretch>
+                  </pic:blipFill>
+                  <pic:spPr>
+                    <a:xfrm>
+                      <a:off x="0" y="0"/>
+                      <a:ext cx="5113020" cy="3710940"/>
+                    </a:xfrm>
+                    <a:prstGeom prst="rect">
+                      <a:avLst/>
+                    </a:prstGeom>
+                  </pic:spPr>
+                </pic:pic>
+              </a:graphicData>
+            </a:graphic>
+          </wp:inline>
+        </w:drawing>
       </w:r>
     </w:p>
     <w:p/>
@@ -1680,6 +1730,54 @@
         <w:t>Swimlane gồm Khách hàng và Hệ thống. Điểm quyết định “Đủ hàng?” khớp trực tiếp với Alternative Flow A1; trường hợp không có mã giảm giá được xử lý theo A2.</w:t>
       </w:r>
     </w:p>
+    <w:p>
+      <w:pPr>
+        <w:spacing w:after="100" w:line="276" w:lineRule="auto"/>
+      </w:pPr>
+      <w:r>
+        <w:drawing>
+          <wp:inline distT="0" distB="0" distL="114300" distR="114300">
+            <wp:extent cx="6487795" cy="4973955"/>
+            <wp:effectExtent l="0" t="0" r="4445" b="9525"/>
+            <wp:docPr id="1" name="Picture 1"/>
+            <wp:cNvGraphicFramePr>
+              <a:graphicFrameLocks xmlns:a="http://schemas.openxmlformats.org/drawingml/2006/main" noChangeAspect="1"/>
+            </wp:cNvGraphicFramePr>
+            <a:graphic xmlns:a="http://schemas.openxmlformats.org/drawingml/2006/main">
+              <a:graphicData uri="http://schemas.openxmlformats.org/drawingml/2006/picture">
+                <pic:pic xmlns:pic="http://schemas.openxmlformats.org/drawingml/2006/picture">
+                  <pic:nvPicPr>
+                    <pic:cNvPr id="1" name="Picture 1"/>
+                    <pic:cNvPicPr>
+                      <a:picLocks noChangeAspect="1"/>
+                    </pic:cNvPicPr>
+                  </pic:nvPicPr>
+                  <pic:blipFill>
+                    <a:blip r:embed="rId8"/>
+                    <a:stretch>
+                      <a:fillRect/>
+                    </a:stretch>
+                  </pic:blipFill>
+                  <pic:spPr>
+                    <a:xfrm>
+                      <a:off x="0" y="0"/>
+                      <a:ext cx="6487795" cy="4973955"/>
+                    </a:xfrm>
+                    <a:prstGeom prst="rect">
+                      <a:avLst/>
+                    </a:prstGeom>
+                    <a:noFill/>
+                    <a:ln>
+                      <a:noFill/>
+                    </a:ln>
+                  </pic:spPr>
+                </pic:pic>
+              </a:graphicData>
+            </a:graphic>
+          </wp:inline>
+        </w:drawing>
+      </w:r>
+    </w:p>
     <w:p/>
     <w:p>
       <w:pPr>
@@ -2239,6 +2337,58 @@
     </w:p>
     <w:p>
       <w:pPr>
+        <w:spacing w:after="100" w:line="276" w:lineRule="auto"/>
+        <w:rPr>
+          <w:rFonts w:hint="default"/>
+          <w:lang w:val="vi-VN"/>
+        </w:rPr>
+      </w:pPr>
+      <w:r>
+        <w:rPr>
+          <w:rFonts w:hint="default"/>
+          <w:lang w:val="vi-VN"/>
+        </w:rPr>
+        <w:drawing>
+          <wp:inline distT="0" distB="0" distL="114300" distR="114300">
+            <wp:extent cx="6491605" cy="2484755"/>
+            <wp:effectExtent l="0" t="0" r="635" b="14605"/>
+            <wp:docPr id="3" name="Picture 3" descr="class"/>
+            <wp:cNvGraphicFramePr>
+              <a:graphicFrameLocks xmlns:a="http://schemas.openxmlformats.org/drawingml/2006/main" noChangeAspect="1"/>
+            </wp:cNvGraphicFramePr>
+            <a:graphic xmlns:a="http://schemas.openxmlformats.org/drawingml/2006/main">
+              <a:graphicData uri="http://schemas.openxmlformats.org/drawingml/2006/picture">
+                <pic:pic xmlns:pic="http://schemas.openxmlformats.org/drawingml/2006/picture">
+                  <pic:nvPicPr>
+                    <pic:cNvPr id="3" name="Picture 3" descr="class"/>
+                    <pic:cNvPicPr>
+                      <a:picLocks noChangeAspect="1"/>
+                    </pic:cNvPicPr>
+                  </pic:nvPicPr>
+                  <pic:blipFill>
+                    <a:blip r:embed="rId9"/>
+                    <a:stretch>
+                      <a:fillRect/>
+                    </a:stretch>
+                  </pic:blipFill>
+                  <pic:spPr>
+                    <a:xfrm>
+                      <a:off x="0" y="0"/>
+                      <a:ext cx="6491605" cy="2484755"/>
+                    </a:xfrm>
+                    <a:prstGeom prst="rect">
+                      <a:avLst/>
+                    </a:prstGeom>
+                  </pic:spPr>
+                </pic:pic>
+              </a:graphicData>
+            </a:graphic>
+          </wp:inline>
+        </w:drawing>
+      </w:r>
+    </w:p>
+    <w:p>
+      <w:pPr>
         <w:pStyle w:val="2"/>
         <w:spacing w:before="200" w:after="100"/>
       </w:pPr>
@@ -2253,6 +2403,56 @@
       <w:r>
         <w:t>Sequence Diagram bám theo Main Flow và thể hiện Message, Return Message, Activation Bar. Theo UML, Actor “Khách hàng” chỉ có hình người và lifeline nét đứt; Activation Bar chỉ đặt trên các object/class.</w:t>
       </w:r>
+    </w:p>
+    <w:p>
+      <w:pPr>
+        <w:spacing w:after="100" w:line="276" w:lineRule="auto"/>
+      </w:pPr>
+      <w:r>
+        <w:drawing>
+          <wp:inline distT="0" distB="0" distL="114300" distR="114300">
+            <wp:extent cx="6483985" cy="4303395"/>
+            <wp:effectExtent l="0" t="0" r="8255" b="9525"/>
+            <wp:docPr id="4" name="Picture 2"/>
+            <wp:cNvGraphicFramePr>
+              <a:graphicFrameLocks xmlns:a="http://schemas.openxmlformats.org/drawingml/2006/main" noChangeAspect="1"/>
+            </wp:cNvGraphicFramePr>
+            <a:graphic xmlns:a="http://schemas.openxmlformats.org/drawingml/2006/main">
+              <a:graphicData uri="http://schemas.openxmlformats.org/drawingml/2006/picture">
+                <pic:pic xmlns:pic="http://schemas.openxmlformats.org/drawingml/2006/picture">
+                  <pic:nvPicPr>
+                    <pic:cNvPr id="4" name="Picture 2"/>
+                    <pic:cNvPicPr>
+                      <a:picLocks noChangeAspect="1"/>
+                    </pic:cNvPicPr>
+                  </pic:nvPicPr>
+                  <pic:blipFill>
+                    <a:blip r:embed="rId10"/>
+                    <a:stretch>
+                      <a:fillRect/>
+                    </a:stretch>
+                  </pic:blipFill>
+                  <pic:spPr>
+                    <a:xfrm>
+                      <a:off x="0" y="0"/>
+                      <a:ext cx="6483985" cy="4303395"/>
+                    </a:xfrm>
+                    <a:prstGeom prst="rect">
+                      <a:avLst/>
+                    </a:prstGeom>
+                    <a:noFill/>
+                    <a:ln>
+                      <a:noFill/>
+                    </a:ln>
+                  </pic:spPr>
+                </pic:pic>
+              </a:graphicData>
+            </a:graphic>
+          </wp:inline>
+        </w:drawing>
+      </w:r>
+      <w:bookmarkStart w:id="0" w:name="_GoBack"/>
+      <w:bookmarkEnd w:id="0"/>
     </w:p>
     <w:p/>
     <w:p>
@@ -2315,6 +2515,12 @@
             <w:insideH w:val="single" w:color="auto" w:sz="4" w:space="0"/>
             <w:insideV w:val="single" w:color="auto" w:sz="4" w:space="0"/>
           </w:tblBorders>
+          <w:tblCellMar>
+            <w:top w:w="0" w:type="dxa"/>
+            <w:left w:w="108" w:type="dxa"/>
+            <w:bottom w:w="0" w:type="dxa"/>
+            <w:right w:w="108" w:type="dxa"/>
+          </w:tblCellMar>
         </w:tblPrEx>
         <w:trPr>
           <w:jc w:val="center"/>
@@ -3852,7 +4058,7 @@
     <w:lsdException w:uiPriority="99" w:name="footnote text"/>
     <w:lsdException w:uiPriority="99" w:name="annotation text"/>
     <w:lsdException w:qFormat="1" w:uiPriority="99" w:semiHidden="0" w:name="header"/>
-    <w:lsdException w:uiPriority="99" w:semiHidden="0" w:name="footer"/>
+    <w:lsdException w:qFormat="1" w:uiPriority="99" w:semiHidden="0" w:name="footer"/>
     <w:lsdException w:uiPriority="99" w:name="index heading"/>
     <w:lsdException w:qFormat="1" w:uiPriority="35" w:name="caption"/>
     <w:lsdException w:uiPriority="99" w:name="table of figures"/>
@@ -3865,32 +4071,32 @@
     <w:lsdException w:uiPriority="99" w:name="endnote reference"/>
     <w:lsdException w:uiPriority="99" w:name="endnote text"/>
     <w:lsdException w:uiPriority="99" w:name="table of authorities"/>
-    <w:lsdException w:uiPriority="99" w:semiHidden="0" w:name="macro"/>
+    <w:lsdException w:qFormat="1" w:uiPriority="99" w:semiHidden="0" w:name="macro"/>
     <w:lsdException w:uiPriority="99" w:name="toa heading"/>
-    <w:lsdException w:uiPriority="99" w:semiHidden="0" w:name="List"/>
-    <w:lsdException w:uiPriority="99" w:semiHidden="0" w:name="List Bullet"/>
-    <w:lsdException w:uiPriority="99" w:semiHidden="0" w:name="List Number"/>
-    <w:lsdException w:uiPriority="99" w:semiHidden="0" w:name="List 2"/>
-    <w:lsdException w:uiPriority="99" w:semiHidden="0" w:name="List 3"/>
+    <w:lsdException w:qFormat="1" w:uiPriority="99" w:semiHidden="0" w:name="List"/>
+    <w:lsdException w:qFormat="1" w:uiPriority="99" w:semiHidden="0" w:name="List Bullet"/>
+    <w:lsdException w:qFormat="1" w:uiPriority="99" w:semiHidden="0" w:name="List Number"/>
+    <w:lsdException w:qFormat="1" w:uiPriority="99" w:semiHidden="0" w:name="List 2"/>
+    <w:lsdException w:qFormat="1" w:uiPriority="99" w:semiHidden="0" w:name="List 3"/>
     <w:lsdException w:uiPriority="99" w:name="List 4"/>
     <w:lsdException w:uiPriority="99" w:name="List 5"/>
-    <w:lsdException w:uiPriority="99" w:semiHidden="0" w:name="List Bullet 2"/>
-    <w:lsdException w:uiPriority="99" w:semiHidden="0" w:name="List Bullet 3"/>
+    <w:lsdException w:qFormat="1" w:uiPriority="99" w:semiHidden="0" w:name="List Bullet 2"/>
+    <w:lsdException w:qFormat="1" w:uiPriority="99" w:semiHidden="0" w:name="List Bullet 3"/>
     <w:lsdException w:uiPriority="99" w:name="List Bullet 4"/>
     <w:lsdException w:uiPriority="99" w:name="List Bullet 5"/>
-    <w:lsdException w:uiPriority="99" w:semiHidden="0" w:name="List Number 2"/>
-    <w:lsdException w:uiPriority="99" w:semiHidden="0" w:name="List Number 3"/>
+    <w:lsdException w:qFormat="1" w:uiPriority="99" w:semiHidden="0" w:name="List Number 2"/>
+    <w:lsdException w:qFormat="1" w:uiPriority="99" w:semiHidden="0" w:name="List Number 3"/>
     <w:lsdException w:uiPriority="99" w:name="List Number 4"/>
     <w:lsdException w:uiPriority="99" w:name="List Number 5"/>
     <w:lsdException w:qFormat="1" w:unhideWhenUsed="0" w:uiPriority="10" w:semiHidden="0" w:name="Title"/>
     <w:lsdException w:uiPriority="99" w:name="Closing"/>
     <w:lsdException w:uiPriority="99" w:name="Signature"/>
-    <w:lsdException w:uiPriority="1" w:name="Default Paragraph Font"/>
-    <w:lsdException w:uiPriority="99" w:semiHidden="0" w:name="Body Text"/>
+    <w:lsdException w:qFormat="1" w:uiPriority="1" w:name="Default Paragraph Font"/>
+    <w:lsdException w:qFormat="1" w:uiPriority="99" w:semiHidden="0" w:name="Body Text"/>
     <w:lsdException w:uiPriority="99" w:name="Body Text Indent"/>
-    <w:lsdException w:uiPriority="99" w:semiHidden="0" w:name="List Continue"/>
-    <w:lsdException w:uiPriority="99" w:semiHidden="0" w:name="List Continue 2"/>
-    <w:lsdException w:uiPriority="99" w:semiHidden="0" w:name="List Continue 3"/>
+    <w:lsdException w:qFormat="1" w:uiPriority="99" w:semiHidden="0" w:name="List Continue"/>
+    <w:lsdException w:qFormat="1" w:uiPriority="99" w:semiHidden="0" w:name="List Continue 2"/>
+    <w:lsdException w:qFormat="1" w:uiPriority="99" w:semiHidden="0" w:name="List Continue 3"/>
     <w:lsdException w:uiPriority="99" w:name="List Continue 4"/>
     <w:lsdException w:uiPriority="99" w:name="List Continue 5"/>
     <w:lsdException w:uiPriority="99" w:name="Message Header"/>
@@ -3901,7 +4107,7 @@
     <w:lsdException w:uiPriority="99" w:name="Body Text First Indent 2"/>
     <w:lsdException w:uiPriority="99" w:name="Note Heading"/>
     <w:lsdException w:qFormat="1" w:uiPriority="99" w:semiHidden="0" w:name="Body Text 2"/>
-    <w:lsdException w:uiPriority="99" w:semiHidden="0" w:name="Body Text 3"/>
+    <w:lsdException w:qFormat="1" w:uiPriority="99" w:semiHidden="0" w:name="Body Text 3"/>
     <w:lsdException w:uiPriority="99" w:name="Body Text Indent 2"/>
     <w:lsdException w:uiPriority="99" w:name="Body Text Indent 3"/>
     <w:lsdException w:uiPriority="99" w:name="Block Text"/>
@@ -3968,16 +4174,16 @@
     <w:lsdException w:uiPriority="99" w:name="Table Web 2"/>
     <w:lsdException w:uiPriority="99" w:name="Table Web 3"/>
     <w:lsdException w:uiPriority="99" w:name="Balloon Text"/>
-    <w:lsdException w:unhideWhenUsed="0" w:uiPriority="59" w:semiHidden="0" w:name="Table Grid"/>
+    <w:lsdException w:qFormat="1" w:unhideWhenUsed="0" w:uiPriority="59" w:semiHidden="0" w:name="Table Grid"/>
     <w:lsdException w:uiPriority="99" w:name="Table Theme"/>
     <w:lsdException w:qFormat="1" w:unhideWhenUsed="0" w:uiPriority="1" w:semiHidden="0" w:name="No Spacing"/>
-    <w:lsdException w:unhideWhenUsed="0" w:uiPriority="60" w:semiHidden="0" w:name="Light Shading"/>
-    <w:lsdException w:unhideWhenUsed="0" w:uiPriority="61" w:semiHidden="0" w:name="Light List"/>
-    <w:lsdException w:unhideWhenUsed="0" w:uiPriority="62" w:semiHidden="0" w:name="Light Grid"/>
-    <w:lsdException w:unhideWhenUsed="0" w:uiPriority="63" w:semiHidden="0" w:name="Medium Shading 1"/>
-    <w:lsdException w:unhideWhenUsed="0" w:uiPriority="64" w:semiHidden="0" w:name="Medium Shading 2"/>
-    <w:lsdException w:unhideWhenUsed="0" w:uiPriority="65" w:semiHidden="0" w:name="Medium List 1"/>
-    <w:lsdException w:unhideWhenUsed="0" w:uiPriority="66" w:semiHidden="0" w:name="Medium List 2"/>
+    <w:lsdException w:qFormat="1" w:unhideWhenUsed="0" w:uiPriority="60" w:semiHidden="0" w:name="Light Shading"/>
+    <w:lsdException w:qFormat="1" w:unhideWhenUsed="0" w:uiPriority="61" w:semiHidden="0" w:name="Light List"/>
+    <w:lsdException w:qFormat="1" w:unhideWhenUsed="0" w:uiPriority="62" w:semiHidden="0" w:name="Light Grid"/>
+    <w:lsdException w:qFormat="1" w:unhideWhenUsed="0" w:uiPriority="63" w:semiHidden="0" w:name="Medium Shading 1"/>
+    <w:lsdException w:qFormat="1" w:unhideWhenUsed="0" w:uiPriority="64" w:semiHidden="0" w:name="Medium Shading 2"/>
+    <w:lsdException w:qFormat="1" w:unhideWhenUsed="0" w:uiPriority="65" w:semiHidden="0" w:name="Medium List 1"/>
+    <w:lsdException w:qFormat="1" w:unhideWhenUsed="0" w:uiPriority="66" w:semiHidden="0" w:name="Medium List 2"/>
     <w:lsdException w:unhideWhenUsed="0" w:uiPriority="67" w:semiHidden="0" w:name="Medium Grid 1"/>
     <w:lsdException w:unhideWhenUsed="0" w:uiPriority="68" w:semiHidden="0" w:name="Medium Grid 2"/>
     <w:lsdException w:unhideWhenUsed="0" w:uiPriority="69" w:semiHidden="0" w:name="Medium Grid 3"/>
@@ -3985,16 +4191,16 @@
     <w:lsdException w:unhideWhenUsed="0" w:uiPriority="71" w:semiHidden="0" w:name="Colorful Shading"/>
     <w:lsdException w:unhideWhenUsed="0" w:uiPriority="72" w:semiHidden="0" w:name="Colorful List"/>
     <w:lsdException w:unhideWhenUsed="0" w:uiPriority="73" w:semiHidden="0" w:name="Colorful Grid"/>
-    <w:lsdException w:unhideWhenUsed="0" w:uiPriority="60" w:semiHidden="0" w:name="Light Shading Accent 1"/>
-    <w:lsdException w:unhideWhenUsed="0" w:uiPriority="61" w:semiHidden="0" w:name="Light List Accent 1"/>
-    <w:lsdException w:unhideWhenUsed="0" w:uiPriority="62" w:semiHidden="0" w:name="Light Grid Accent 1"/>
-    <w:lsdException w:unhideWhenUsed="0" w:uiPriority="63" w:semiHidden="0" w:name="Medium Shading 1 Accent 1"/>
-    <w:lsdException w:unhideWhenUsed="0" w:uiPriority="64" w:semiHidden="0" w:name="Medium Shading 2 Accent 1"/>
-    <w:lsdException w:unhideWhenUsed="0" w:uiPriority="65" w:semiHidden="0" w:name="Medium List 1 Accent 1"/>
+    <w:lsdException w:qFormat="1" w:unhideWhenUsed="0" w:uiPriority="60" w:semiHidden="0" w:name="Light Shading Accent 1"/>
+    <w:lsdException w:qFormat="1" w:unhideWhenUsed="0" w:uiPriority="61" w:semiHidden="0" w:name="Light List Accent 1"/>
+    <w:lsdException w:qFormat="1" w:unhideWhenUsed="0" w:uiPriority="62" w:semiHidden="0" w:name="Light Grid Accent 1"/>
+    <w:lsdException w:qFormat="1" w:unhideWhenUsed="0" w:uiPriority="63" w:semiHidden="0" w:name="Medium Shading 1 Accent 1"/>
+    <w:lsdException w:qFormat="1" w:unhideWhenUsed="0" w:uiPriority="64" w:semiHidden="0" w:name="Medium Shading 2 Accent 1"/>
+    <w:lsdException w:qFormat="1" w:unhideWhenUsed="0" w:uiPriority="65" w:semiHidden="0" w:name="Medium List 1 Accent 1"/>
     <w:lsdException w:qFormat="1" w:unhideWhenUsed="0" w:uiPriority="34" w:semiHidden="0" w:name="List Paragraph"/>
     <w:lsdException w:qFormat="1" w:unhideWhenUsed="0" w:uiPriority="29" w:semiHidden="0" w:name="Quote"/>
     <w:lsdException w:qFormat="1" w:unhideWhenUsed="0" w:uiPriority="30" w:semiHidden="0" w:name="Intense Quote"/>
-    <w:lsdException w:unhideWhenUsed="0" w:uiPriority="66" w:semiHidden="0" w:name="Medium List 2 Accent 1"/>
+    <w:lsdException w:qFormat="1" w:unhideWhenUsed="0" w:uiPriority="66" w:semiHidden="0" w:name="Medium List 2 Accent 1"/>
     <w:lsdException w:unhideWhenUsed="0" w:uiPriority="67" w:semiHidden="0" w:name="Medium Grid 1 Accent 1"/>
     <w:lsdException w:unhideWhenUsed="0" w:uiPriority="68" w:semiHidden="0" w:name="Medium Grid 2 Accent 1"/>
     <w:lsdException w:unhideWhenUsed="0" w:uiPriority="69" w:semiHidden="0" w:name="Medium Grid 3 Accent 1"/>
@@ -4002,13 +4208,13 @@
     <w:lsdException w:unhideWhenUsed="0" w:uiPriority="71" w:semiHidden="0" w:name="Colorful Shading Accent 1"/>
     <w:lsdException w:unhideWhenUsed="0" w:uiPriority="72" w:semiHidden="0" w:name="Colorful List Accent 1"/>
     <w:lsdException w:unhideWhenUsed="0" w:uiPriority="73" w:semiHidden="0" w:name="Colorful Grid Accent 1"/>
-    <w:lsdException w:unhideWhenUsed="0" w:uiPriority="60" w:semiHidden="0" w:name="Light Shading Accent 2"/>
-    <w:lsdException w:unhideWhenUsed="0" w:uiPriority="61" w:semiHidden="0" w:name="Light List Accent 2"/>
-    <w:lsdException w:unhideWhenUsed="0" w:uiPriority="62" w:semiHidden="0" w:name="Light Grid Accent 2"/>
-    <w:lsdException w:unhideWhenUsed="0" w:uiPriority="63" w:semiHidden="0" w:name="Medium Shading 1 Accent 2"/>
-    <w:lsdException w:unhideWhenUsed="0" w:uiPriority="64" w:semiHidden="0" w:name="Medium Shading 2 Accent 2"/>
-    <w:lsdException w:unhideWhenUsed="0" w:uiPriority="65" w:semiHidden="0" w:name="Medium List 1 Accent 2"/>
-    <w:lsdException w:unhideWhenUsed="0" w:uiPriority="66" w:semiHidden="0" w:name="Medium List 2 Accent 2"/>
+    <w:lsdException w:qFormat="1" w:unhideWhenUsed="0" w:uiPriority="60" w:semiHidden="0" w:name="Light Shading Accent 2"/>
+    <w:lsdException w:qFormat="1" w:unhideWhenUsed="0" w:uiPriority="61" w:semiHidden="0" w:name="Light List Accent 2"/>
+    <w:lsdException w:qFormat="1" w:unhideWhenUsed="0" w:uiPriority="62" w:semiHidden="0" w:name="Light Grid Accent 2"/>
+    <w:lsdException w:qFormat="1" w:unhideWhenUsed="0" w:uiPriority="63" w:semiHidden="0" w:name="Medium Shading 1 Accent 2"/>
+    <w:lsdException w:qFormat="1" w:unhideWhenUsed="0" w:uiPriority="64" w:semiHidden="0" w:name="Medium Shading 2 Accent 2"/>
+    <w:lsdException w:qFormat="1" w:unhideWhenUsed="0" w:uiPriority="65" w:semiHidden="0" w:name="Medium List 1 Accent 2"/>
+    <w:lsdException w:qFormat="1" w:unhideWhenUsed="0" w:uiPriority="66" w:semiHidden="0" w:name="Medium List 2 Accent 2"/>
     <w:lsdException w:unhideWhenUsed="0" w:uiPriority="67" w:semiHidden="0" w:name="Medium Grid 1 Accent 2"/>
     <w:lsdException w:unhideWhenUsed="0" w:uiPriority="68" w:semiHidden="0" w:name="Medium Grid 2 Accent 2"/>
     <w:lsdException w:unhideWhenUsed="0" w:uiPriority="69" w:semiHidden="0" w:name="Medium Grid 3 Accent 2"/>
@@ -4016,13 +4222,13 @@
     <w:lsdException w:unhideWhenUsed="0" w:uiPriority="71" w:semiHidden="0" w:name="Colorful Shading Accent 2"/>
     <w:lsdException w:unhideWhenUsed="0" w:uiPriority="72" w:semiHidden="0" w:name="Colorful List Accent 2"/>
     <w:lsdException w:unhideWhenUsed="0" w:uiPriority="73" w:semiHidden="0" w:name="Colorful Grid Accent 2"/>
-    <w:lsdException w:unhideWhenUsed="0" w:uiPriority="60" w:semiHidden="0" w:name="Light Shading Accent 3"/>
-    <w:lsdException w:unhideWhenUsed="0" w:uiPriority="61" w:semiHidden="0" w:name="Light List Accent 3"/>
-    <w:lsdException w:unhideWhenUsed="0" w:uiPriority="62" w:semiHidden="0" w:name="Light Grid Accent 3"/>
-    <w:lsdException w:unhideWhenUsed="0" w:uiPriority="63" w:semiHidden="0" w:name="Medium Shading 1 Accent 3"/>
-    <w:lsdException w:unhideWhenUsed="0" w:uiPriority="64" w:semiHidden="0" w:name="Medium Shading 2 Accent 3"/>
-    <w:lsdException w:unhideWhenUsed="0" w:uiPriority="65" w:semiHidden="0" w:name="Medium List 1 Accent 3"/>
-    <w:lsdException w:unhideWhenUsed="0" w:uiPriority="66" w:semiHidden="0" w:name="Medium List 2 Accent 3"/>
+    <w:lsdException w:qFormat="1" w:unhideWhenUsed="0" w:uiPriority="60" w:semiHidden="0" w:name="Light Shading Accent 3"/>
+    <w:lsdException w:qFormat="1" w:unhideWhenUsed="0" w:uiPriority="61" w:semiHidden="0" w:name="Light List Accent 3"/>
+    <w:lsdException w:qFormat="1" w:unhideWhenUsed="0" w:uiPriority="62" w:semiHidden="0" w:name="Light Grid Accent 3"/>
+    <w:lsdException w:qFormat="1" w:unhideWhenUsed="0" w:uiPriority="63" w:semiHidden="0" w:name="Medium Shading 1 Accent 3"/>
+    <w:lsdException w:qFormat="1" w:unhideWhenUsed="0" w:uiPriority="64" w:semiHidden="0" w:name="Medium Shading 2 Accent 3"/>
+    <w:lsdException w:qFormat="1" w:unhideWhenUsed="0" w:uiPriority="65" w:semiHidden="0" w:name="Medium List 1 Accent 3"/>
+    <w:lsdException w:qFormat="1" w:unhideWhenUsed="0" w:uiPriority="66" w:semiHidden="0" w:name="Medium List 2 Accent 3"/>
     <w:lsdException w:unhideWhenUsed="0" w:uiPriority="67" w:semiHidden="0" w:name="Medium Grid 1 Accent 3"/>
     <w:lsdException w:unhideWhenUsed="0" w:uiPriority="68" w:semiHidden="0" w:name="Medium Grid 2 Accent 3"/>
     <w:lsdException w:unhideWhenUsed="0" w:uiPriority="69" w:semiHidden="0" w:name="Medium Grid 3 Accent 3"/>
@@ -4030,13 +4236,13 @@
     <w:lsdException w:unhideWhenUsed="0" w:uiPriority="71" w:semiHidden="0" w:name="Colorful Shading Accent 3"/>
     <w:lsdException w:unhideWhenUsed="0" w:uiPriority="72" w:semiHidden="0" w:name="Colorful List Accent 3"/>
     <w:lsdException w:unhideWhenUsed="0" w:uiPriority="73" w:semiHidden="0" w:name="Colorful Grid Accent 3"/>
-    <w:lsdException w:unhideWhenUsed="0" w:uiPriority="60" w:semiHidden="0" w:name="Light Shading Accent 4"/>
-    <w:lsdException w:unhideWhenUsed="0" w:uiPriority="61" w:semiHidden="0" w:name="Light List Accent 4"/>
-    <w:lsdException w:unhideWhenUsed="0" w:uiPriority="62" w:semiHidden="0" w:name="Light Grid Accent 4"/>
-    <w:lsdException w:unhideWhenUsed="0" w:uiPriority="63" w:semiHidden="0" w:name="Medium Shading 1 Accent 4"/>
-    <w:lsdException w:unhideWhenUsed="0" w:uiPriority="64" w:semiHidden="0" w:name="Medium Shading 2 Accent 4"/>
-    <w:lsdException w:unhideWhenUsed="0" w:uiPriority="65" w:semiHidden="0" w:name="Medium List 1 Accent 4"/>
-    <w:lsdException w:unhideWhenUsed="0" w:uiPriority="66" w:semiHidden="0" w:name="Medium List 2 Accent 4"/>
+    <w:lsdException w:qFormat="1" w:unhideWhenUsed="0" w:uiPriority="60" w:semiHidden="0" w:name="Light Shading Accent 4"/>
+    <w:lsdException w:qFormat="1" w:unhideWhenUsed="0" w:uiPriority="61" w:semiHidden="0" w:name="Light List Accent 4"/>
+    <w:lsdException w:qFormat="1" w:unhideWhenUsed="0" w:uiPriority="62" w:semiHidden="0" w:name="Light Grid Accent 4"/>
+    <w:lsdException w:qFormat="1" w:unhideWhenUsed="0" w:uiPriority="63" w:semiHidden="0" w:name="Medium Shading 1 Accent 4"/>
+    <w:lsdException w:qFormat="1" w:unhideWhenUsed="0" w:uiPriority="64" w:semiHidden="0" w:name="Medium Shading 2 Accent 4"/>
+    <w:lsdException w:qFormat="1" w:unhideWhenUsed="0" w:uiPriority="65" w:semiHidden="0" w:name="Medium List 1 Accent 4"/>
+    <w:lsdException w:qFormat="1" w:unhideWhenUsed="0" w:uiPriority="66" w:semiHidden="0" w:name="Medium List 2 Accent 4"/>
     <w:lsdException w:unhideWhenUsed="0" w:uiPriority="67" w:semiHidden="0" w:name="Medium Grid 1 Accent 4"/>
     <w:lsdException w:unhideWhenUsed="0" w:uiPriority="68" w:semiHidden="0" w:name="Medium Grid 2 Accent 4"/>
     <w:lsdException w:unhideWhenUsed="0" w:uiPriority="69" w:semiHidden="0" w:name="Medium Grid 3 Accent 4"/>
@@ -4044,13 +4250,13 @@
     <w:lsdException w:unhideWhenUsed="0" w:uiPriority="71" w:semiHidden="0" w:name="Colorful Shading Accent 4"/>
     <w:lsdException w:unhideWhenUsed="0" w:uiPriority="72" w:semiHidden="0" w:name="Colorful List Accent 4"/>
     <w:lsdException w:unhideWhenUsed="0" w:uiPriority="73" w:semiHidden="0" w:name="Colorful Grid Accent 4"/>
-    <w:lsdException w:unhideWhenUsed="0" w:uiPriority="60" w:semiHidden="0" w:name="Light Shading Accent 5"/>
-    <w:lsdException w:unhideWhenUsed="0" w:uiPriority="61" w:semiHidden="0" w:name="Light List Accent 5"/>
-    <w:lsdException w:unhideWhenUsed="0" w:uiPriority="62" w:semiHidden="0" w:name="Light Grid Accent 5"/>
-    <w:lsdException w:unhideWhenUsed="0" w:uiPriority="63" w:semiHidden="0" w:name="Medium Shading 1 Accent 5"/>
-    <w:lsdException w:unhideWhenUsed="0" w:uiPriority="64" w:semiHidden="0" w:name="Medium Shading 2 Accent 5"/>
-    <w:lsdException w:unhideWhenUsed="0" w:uiPriority="65" w:semiHidden="0" w:name="Medium List 1 Accent 5"/>
-    <w:lsdException w:unhideWhenUsed="0" w:uiPriority="66" w:semiHidden="0" w:name="Medium List 2 Accent 5"/>
+    <w:lsdException w:qFormat="1" w:unhideWhenUsed="0" w:uiPriority="60" w:semiHidden="0" w:name="Light Shading Accent 5"/>
+    <w:lsdException w:qFormat="1" w:unhideWhenUsed="0" w:uiPriority="61" w:semiHidden="0" w:name="Light List Accent 5"/>
+    <w:lsdException w:qFormat="1" w:unhideWhenUsed="0" w:uiPriority="62" w:semiHidden="0" w:name="Light Grid Accent 5"/>
+    <w:lsdException w:qFormat="1" w:unhideWhenUsed="0" w:uiPriority="63" w:semiHidden="0" w:name="Medium Shading 1 Accent 5"/>
+    <w:lsdException w:qFormat="1" w:unhideWhenUsed="0" w:uiPriority="64" w:semiHidden="0" w:name="Medium Shading 2 Accent 5"/>
+    <w:lsdException w:qFormat="1" w:unhideWhenUsed="0" w:uiPriority="65" w:semiHidden="0" w:name="Medium List 1 Accent 5"/>
+    <w:lsdException w:qFormat="1" w:unhideWhenUsed="0" w:uiPriority="66" w:semiHidden="0" w:name="Medium List 2 Accent 5"/>
     <w:lsdException w:unhideWhenUsed="0" w:uiPriority="67" w:semiHidden="0" w:name="Medium Grid 1 Accent 5"/>
     <w:lsdException w:unhideWhenUsed="0" w:uiPriority="68" w:semiHidden="0" w:name="Medium Grid 2 Accent 5"/>
     <w:lsdException w:unhideWhenUsed="0" w:uiPriority="69" w:semiHidden="0" w:name="Medium Grid 3 Accent 5"/>
@@ -4058,13 +4264,13 @@
     <w:lsdException w:unhideWhenUsed="0" w:uiPriority="71" w:semiHidden="0" w:name="Colorful Shading Accent 5"/>
     <w:lsdException w:unhideWhenUsed="0" w:uiPriority="72" w:semiHidden="0" w:name="Colorful List Accent 5"/>
     <w:lsdException w:unhideWhenUsed="0" w:uiPriority="73" w:semiHidden="0" w:name="Colorful Grid Accent 5"/>
-    <w:lsdException w:unhideWhenUsed="0" w:uiPriority="60" w:semiHidden="0" w:name="Light Shading Accent 6"/>
-    <w:lsdException w:unhideWhenUsed="0" w:uiPriority="61" w:semiHidden="0" w:name="Light List Accent 6"/>
-    <w:lsdException w:unhideWhenUsed="0" w:uiPriority="62" w:semiHidden="0" w:name="Light Grid Accent 6"/>
-    <w:lsdException w:unhideWhenUsed="0" w:uiPriority="63" w:semiHidden="0" w:name="Medium Shading 1 Accent 6"/>
-    <w:lsdException w:unhideWhenUsed="0" w:uiPriority="64" w:semiHidden="0" w:name="Medium Shading 2 Accent 6"/>
-    <w:lsdException w:unhideWhenUsed="0" w:uiPriority="65" w:semiHidden="0" w:name="Medium List 1 Accent 6"/>
-    <w:lsdException w:unhideWhenUsed="0" w:uiPriority="66" w:semiHidden="0" w:name="Medium List 2 Accent 6"/>
+    <w:lsdException w:qFormat="1" w:unhideWhenUsed="0" w:uiPriority="60" w:semiHidden="0" w:name="Light Shading Accent 6"/>
+    <w:lsdException w:qFormat="1" w:unhideWhenUsed="0" w:uiPriority="61" w:semiHidden="0" w:name="Light List Accent 6"/>
+    <w:lsdException w:qFormat="1" w:unhideWhenUsed="0" w:uiPriority="62" w:semiHidden="0" w:name="Light Grid Accent 6"/>
+    <w:lsdException w:qFormat="1" w:unhideWhenUsed="0" w:uiPriority="63" w:semiHidden="0" w:name="Medium Shading 1 Accent 6"/>
+    <w:lsdException w:qFormat="1" w:unhideWhenUsed="0" w:uiPriority="64" w:semiHidden="0" w:name="Medium Shading 2 Accent 6"/>
+    <w:lsdException w:qFormat="1" w:unhideWhenUsed="0" w:uiPriority="65" w:semiHidden="0" w:name="Medium List 1 Accent 6"/>
+    <w:lsdException w:qFormat="1" w:unhideWhenUsed="0" w:uiPriority="66" w:semiHidden="0" w:name="Medium List 2 Accent 6"/>
     <w:lsdException w:unhideWhenUsed="0" w:uiPriority="67" w:semiHidden="0" w:name="Medium Grid 1 Accent 6"/>
     <w:lsdException w:unhideWhenUsed="0" w:uiPriority="68" w:semiHidden="0" w:name="Medium Grid 2 Accent 6"/>
     <w:lsdException w:unhideWhenUsed="0" w:uiPriority="69" w:semiHidden="0" w:name="Medium Grid 3 Accent 6"/>
@@ -4320,6 +4526,7 @@
     <w:name w:val="Default Paragraph Font"/>
     <w:semiHidden/>
     <w:unhideWhenUsed/>
+    <w:qFormat/>
     <w:uiPriority w:val="1"/>
   </w:style>
   <w:style w:type="table" w:default="1" w:styleId="12">
@@ -4342,6 +4549,7 @@
     <w:basedOn w:val="1"/>
     <w:link w:val="144"/>
     <w:unhideWhenUsed/>
+    <w:qFormat/>
     <w:uiPriority w:val="99"/>
     <w:pPr>
       <w:spacing w:after="120"/>
@@ -4363,6 +4571,7 @@
     <w:basedOn w:val="1"/>
     <w:link w:val="146"/>
     <w:unhideWhenUsed/>
+    <w:qFormat/>
     <w:uiPriority w:val="99"/>
     <w:pPr>
       <w:spacing w:after="120"/>
@@ -4411,6 +4620,7 @@
     <w:basedOn w:val="1"/>
     <w:link w:val="136"/>
     <w:unhideWhenUsed/>
+    <w:qFormat/>
     <w:uiPriority w:val="99"/>
     <w:pPr>
       <w:tabs>
@@ -4439,6 +4649,7 @@
     <w:name w:val="List"/>
     <w:basedOn w:val="1"/>
     <w:unhideWhenUsed/>
+    <w:qFormat/>
     <w:uiPriority w:val="99"/>
     <w:pPr>
       <w:ind w:left="360" w:hanging="360"/>
@@ -4449,6 +4660,7 @@
     <w:name w:val="List 2"/>
     <w:basedOn w:val="1"/>
     <w:unhideWhenUsed/>
+    <w:qFormat/>
     <w:uiPriority w:val="99"/>
     <w:pPr>
       <w:ind w:left="720" w:hanging="360"/>
@@ -4459,6 +4671,7 @@
     <w:name w:val="List 3"/>
     <w:basedOn w:val="1"/>
     <w:unhideWhenUsed/>
+    <w:qFormat/>
     <w:uiPriority w:val="99"/>
     <w:pPr>
       <w:ind w:left="1080" w:hanging="360"/>
@@ -4469,6 +4682,7 @@
     <w:name w:val="List Bullet"/>
     <w:basedOn w:val="1"/>
     <w:unhideWhenUsed/>
+    <w:qFormat/>
     <w:uiPriority w:val="99"/>
     <w:pPr>
       <w:numPr>
@@ -4482,6 +4696,7 @@
     <w:name w:val="List Bullet 2"/>
     <w:basedOn w:val="1"/>
     <w:unhideWhenUsed/>
+    <w:qFormat/>
     <w:uiPriority w:val="99"/>
     <w:pPr>
       <w:numPr>
@@ -4495,6 +4710,7 @@
     <w:name w:val="List Bullet 3"/>
     <w:basedOn w:val="1"/>
     <w:unhideWhenUsed/>
+    <w:qFormat/>
     <w:uiPriority w:val="99"/>
     <w:pPr>
       <w:numPr>
@@ -4508,6 +4724,7 @@
     <w:name w:val="List Continue"/>
     <w:basedOn w:val="1"/>
     <w:unhideWhenUsed/>
+    <w:qFormat/>
     <w:uiPriority w:val="99"/>
     <w:pPr>
       <w:spacing w:after="120"/>
@@ -4519,6 +4736,7 @@
     <w:name w:val="List Continue 2"/>
     <w:basedOn w:val="1"/>
     <w:unhideWhenUsed/>
+    <w:qFormat/>
     <w:uiPriority w:val="99"/>
     <w:pPr>
       <w:spacing w:after="120"/>
@@ -4530,6 +4748,7 @@
     <w:name w:val="List Continue 3"/>
     <w:basedOn w:val="1"/>
     <w:unhideWhenUsed/>
+    <w:qFormat/>
     <w:uiPriority w:val="99"/>
     <w:pPr>
       <w:spacing w:after="120"/>
@@ -4541,6 +4760,7 @@
     <w:name w:val="List Number"/>
     <w:basedOn w:val="1"/>
     <w:unhideWhenUsed/>
+    <w:qFormat/>
     <w:uiPriority w:val="99"/>
     <w:pPr>
       <w:numPr>
@@ -4554,6 +4774,7 @@
     <w:name w:val="List Number 2"/>
     <w:basedOn w:val="1"/>
     <w:unhideWhenUsed/>
+    <w:qFormat/>
     <w:uiPriority w:val="99"/>
     <w:pPr>
       <w:numPr>
@@ -4567,6 +4788,7 @@
     <w:name w:val="List Number 3"/>
     <w:basedOn w:val="1"/>
     <w:unhideWhenUsed/>
+    <w:qFormat/>
     <w:uiPriority w:val="99"/>
     <w:pPr>
       <w:numPr>
@@ -4580,6 +4802,7 @@
     <w:name w:val="macro"/>
     <w:link w:val="147"/>
     <w:unhideWhenUsed/>
+    <w:qFormat/>
     <w:uiPriority w:val="99"/>
     <w:pPr>
       <w:tabs>
@@ -4635,6 +4858,7 @@
   <w:style w:type="table" w:styleId="35">
     <w:name w:val="Table Grid"/>
     <w:basedOn w:val="12"/>
+    <w:qFormat/>
     <w:uiPriority w:val="59"/>
     <w:pPr>
       <w:spacing w:after="0" w:line="240" w:lineRule="auto"/>
@@ -4682,6 +4906,7 @@
   <w:style w:type="table" w:styleId="37">
     <w:name w:val="Light Shading"/>
     <w:basedOn w:val="12"/>
+    <w:qFormat/>
     <w:uiPriority w:val="60"/>
     <w:pPr>
       <w:spacing w:after="0" w:line="240" w:lineRule="auto"/>
@@ -4781,6 +5006,7 @@
   <w:style w:type="table" w:styleId="38">
     <w:name w:val="Light Shading Accent 1"/>
     <w:basedOn w:val="12"/>
+    <w:qFormat/>
     <w:uiPriority w:val="60"/>
     <w:pPr>
       <w:spacing w:after="0" w:line="240" w:lineRule="auto"/>
@@ -4880,6 +5106,7 @@
   <w:style w:type="table" w:styleId="39">
     <w:name w:val="Light Shading Accent 2"/>
     <w:basedOn w:val="12"/>
+    <w:qFormat/>
     <w:uiPriority w:val="60"/>
     <w:pPr>
       <w:spacing w:after="0" w:line="240" w:lineRule="auto"/>
@@ -4979,6 +5206,7 @@
   <w:style w:type="table" w:styleId="40">
     <w:name w:val="Light Shading Accent 3"/>
     <w:basedOn w:val="12"/>
+    <w:qFormat/>
     <w:uiPriority w:val="60"/>
     <w:pPr>
       <w:spacing w:after="0" w:line="240" w:lineRule="auto"/>
@@ -5078,6 +5306,7 @@
   <w:style w:type="table" w:styleId="41">
     <w:name w:val="Light Shading Accent 4"/>
     <w:basedOn w:val="12"/>
+    <w:qFormat/>
     <w:uiPriority w:val="60"/>
     <w:pPr>
       <w:spacing w:after="0" w:line="240" w:lineRule="auto"/>
@@ -5177,6 +5406,7 @@
   <w:style w:type="table" w:styleId="42">
     <w:name w:val="Light Shading Accent 5"/>
     <w:basedOn w:val="12"/>
+    <w:qFormat/>
     <w:uiPriority w:val="60"/>
     <w:pPr>
       <w:spacing w:after="0" w:line="240" w:lineRule="auto"/>
@@ -5276,6 +5506,7 @@
   <w:style w:type="table" w:styleId="43">
     <w:name w:val="Light Shading Accent 6"/>
     <w:basedOn w:val="12"/>
+    <w:qFormat/>
     <w:uiPriority w:val="60"/>
     <w:pPr>
       <w:spacing w:after="0" w:line="240" w:lineRule="auto"/>
@@ -5375,6 +5606,7 @@
   <w:style w:type="table" w:styleId="44">
     <w:name w:val="Light List"/>
     <w:basedOn w:val="12"/>
+    <w:qFormat/>
     <w:uiPriority w:val="61"/>
     <w:pPr>
       <w:spacing w:after="0" w:line="240" w:lineRule="auto"/>
@@ -5468,6 +5700,7 @@
   <w:style w:type="table" w:styleId="45">
     <w:name w:val="Light List Accent 1"/>
     <w:basedOn w:val="12"/>
+    <w:qFormat/>
     <w:uiPriority w:val="61"/>
     <w:pPr>
       <w:spacing w:after="0" w:line="240" w:lineRule="auto"/>
@@ -5561,6 +5794,7 @@
   <w:style w:type="table" w:styleId="46">
     <w:name w:val="Light List Accent 2"/>
     <w:basedOn w:val="12"/>
+    <w:qFormat/>
     <w:uiPriority w:val="61"/>
     <w:pPr>
       <w:spacing w:after="0" w:line="240" w:lineRule="auto"/>
@@ -5654,6 +5888,7 @@
   <w:style w:type="table" w:styleId="47">
     <w:name w:val="Light List Accent 3"/>
     <w:basedOn w:val="12"/>
+    <w:qFormat/>
     <w:uiPriority w:val="61"/>
     <w:pPr>
       <w:spacing w:after="0" w:line="240" w:lineRule="auto"/>
@@ -5747,6 +5982,7 @@
   <w:style w:type="table" w:styleId="48">
     <w:name w:val="Light List Accent 4"/>
     <w:basedOn w:val="12"/>
+    <w:qFormat/>
     <w:uiPriority w:val="61"/>
     <w:pPr>
       <w:spacing w:after="0" w:line="240" w:lineRule="auto"/>
@@ -5840,6 +6076,7 @@
   <w:style w:type="table" w:styleId="49">
     <w:name w:val="Light List Accent 5"/>
     <w:basedOn w:val="12"/>
+    <w:qFormat/>
     <w:uiPriority w:val="61"/>
     <w:pPr>
       <w:spacing w:after="0" w:line="240" w:lineRule="auto"/>
@@ -5933,6 +6170,7 @@
   <w:style w:type="table" w:styleId="50">
     <w:name w:val="Light List Accent 6"/>
     <w:basedOn w:val="12"/>
+    <w:qFormat/>
     <w:uiPriority w:val="61"/>
     <w:pPr>
       <w:spacing w:after="0" w:line="240" w:lineRule="auto"/>
@@ -6026,6 +6264,7 @@
   <w:style w:type="table" w:styleId="51">
     <w:name w:val="Light Grid"/>
     <w:basedOn w:val="12"/>
+    <w:qFormat/>
     <w:uiPriority w:val="62"/>
     <w:pPr>
       <w:spacing w:after="0" w:line="240" w:lineRule="auto"/>
@@ -6152,6 +6391,7 @@
   <w:style w:type="table" w:styleId="52">
     <w:name w:val="Light Grid Accent 1"/>
     <w:basedOn w:val="12"/>
+    <w:qFormat/>
     <w:uiPriority w:val="62"/>
     <w:pPr>
       <w:spacing w:after="0" w:line="240" w:lineRule="auto"/>
@@ -6278,6 +6518,7 @@
   <w:style w:type="table" w:styleId="53">
     <w:name w:val="Light Grid Accent 2"/>
     <w:basedOn w:val="12"/>
+    <w:qFormat/>
     <w:uiPriority w:val="62"/>
     <w:pPr>
       <w:spacing w:after="0" w:line="240" w:lineRule="auto"/>
@@ -6404,6 +6645,7 @@
   <w:style w:type="table" w:styleId="54">
     <w:name w:val="Light Grid Accent 3"/>
     <w:basedOn w:val="12"/>
+    <w:qFormat/>
     <w:uiPriority w:val="62"/>
     <w:pPr>
       <w:spacing w:after="0" w:line="240" w:lineRule="auto"/>
@@ -6530,6 +6772,7 @@
   <w:style w:type="table" w:styleId="55">
     <w:name w:val="Light Grid Accent 4"/>
     <w:basedOn w:val="12"/>
+    <w:qFormat/>
     <w:uiPriority w:val="62"/>
     <w:pPr>
       <w:spacing w:after="0" w:line="240" w:lineRule="auto"/>
@@ -6656,6 +6899,7 @@
   <w:style w:type="table" w:styleId="56">
     <w:name w:val="Light Grid Accent 5"/>
     <w:basedOn w:val="12"/>
+    <w:qFormat/>
     <w:uiPriority w:val="62"/>
     <w:pPr>
       <w:spacing w:after="0" w:line="240" w:lineRule="auto"/>
@@ -6782,6 +7026,7 @@
   <w:style w:type="table" w:styleId="57">
     <w:name w:val="Light Grid Accent 6"/>
     <w:basedOn w:val="12"/>
+    <w:qFormat/>
     <w:uiPriority w:val="62"/>
     <w:pPr>
       <w:spacing w:after="0" w:line="240" w:lineRule="auto"/>
@@ -6908,6 +7153,7 @@
   <w:style w:type="table" w:styleId="58">
     <w:name w:val="Medium Shading 1"/>
     <w:basedOn w:val="12"/>
+    <w:qFormat/>
     <w:uiPriority w:val="63"/>
     <w:pPr>
       <w:spacing w:after="0" w:line="240" w:lineRule="auto"/>
@@ -7015,6 +7261,7 @@
   <w:style w:type="table" w:styleId="59">
     <w:name w:val="Medium Shading 1 Accent 1"/>
     <w:basedOn w:val="12"/>
+    <w:qFormat/>
     <w:uiPriority w:val="63"/>
     <w:pPr>
       <w:spacing w:after="0" w:line="240" w:lineRule="auto"/>
@@ -7122,6 +7369,7 @@
   <w:style w:type="table" w:styleId="60">
     <w:name w:val="Medium Shading 1 Accent 2"/>
     <w:basedOn w:val="12"/>
+    <w:qFormat/>
     <w:uiPriority w:val="63"/>
     <w:pPr>
       <w:spacing w:after="0" w:line="240" w:lineRule="auto"/>
@@ -7229,6 +7477,7 @@
   <w:style w:type="table" w:styleId="61">
     <w:name w:val="Medium Shading 1 Accent 3"/>
     <w:basedOn w:val="12"/>
+    <w:qFormat/>
     <w:uiPriority w:val="63"/>
     <w:pPr>
       <w:spacing w:after="0" w:line="240" w:lineRule="auto"/>
@@ -7336,6 +7585,7 @@
   <w:style w:type="table" w:styleId="62">
     <w:name w:val="Medium Shading 1 Accent 4"/>
     <w:basedOn w:val="12"/>
+    <w:qFormat/>
     <w:uiPriority w:val="63"/>
     <w:pPr>
       <w:spacing w:after="0" w:line="240" w:lineRule="auto"/>
@@ -7443,6 +7693,7 @@
   <w:style w:type="table" w:styleId="63">
     <w:name w:val="Medium Shading 1 Accent 5"/>
     <w:basedOn w:val="12"/>
+    <w:qFormat/>
     <w:uiPriority w:val="63"/>
     <w:pPr>
       <w:spacing w:after="0" w:line="240" w:lineRule="auto"/>
@@ -7550,6 +7801,7 @@
   <w:style w:type="table" w:styleId="64">
     <w:name w:val="Medium Shading 1 Accent 6"/>
     <w:basedOn w:val="12"/>
+    <w:qFormat/>
     <w:uiPriority w:val="63"/>
     <w:pPr>
       <w:spacing w:after="0" w:line="240" w:lineRule="auto"/>
@@ -7657,6 +7909,7 @@
   <w:style w:type="table" w:styleId="65">
     <w:name w:val="Medium Shading 2"/>
     <w:basedOn w:val="12"/>
+    <w:qFormat/>
     <w:uiPriority w:val="64"/>
     <w:pPr>
       <w:spacing w:after="0" w:line="240" w:lineRule="auto"/>
@@ -7822,6 +8075,7 @@
   <w:style w:type="table" w:styleId="66">
     <w:name w:val="Medium Shading 2 Accent 1"/>
     <w:basedOn w:val="12"/>
+    <w:qFormat/>
     <w:uiPriority w:val="64"/>
     <w:pPr>
       <w:spacing w:after="0" w:line="240" w:lineRule="auto"/>
@@ -7987,6 +8241,7 @@
   <w:style w:type="table" w:styleId="67">
     <w:name w:val="Medium Shading 2 Accent 2"/>
     <w:basedOn w:val="12"/>
+    <w:qFormat/>
     <w:uiPriority w:val="64"/>
     <w:pPr>
       <w:spacing w:after="0" w:line="240" w:lineRule="auto"/>
@@ -8152,6 +8407,7 @@
   <w:style w:type="table" w:styleId="68">
     <w:name w:val="Medium Shading 2 Accent 3"/>
     <w:basedOn w:val="12"/>
+    <w:qFormat/>
     <w:uiPriority w:val="64"/>
     <w:pPr>
       <w:spacing w:after="0" w:line="240" w:lineRule="auto"/>
@@ -8317,6 +8573,7 @@
   <w:style w:type="table" w:styleId="69">
     <w:name w:val="Medium Shading 2 Accent 4"/>
     <w:basedOn w:val="12"/>
+    <w:qFormat/>
     <w:uiPriority w:val="64"/>
     <w:pPr>
       <w:spacing w:after="0" w:line="240" w:lineRule="auto"/>
@@ -8482,6 +8739,7 @@
   <w:style w:type="table" w:styleId="70">
     <w:name w:val="Medium Shading 2 Accent 5"/>
     <w:basedOn w:val="12"/>
+    <w:qFormat/>
     <w:uiPriority w:val="64"/>
     <w:pPr>
       <w:spacing w:after="0" w:line="240" w:lineRule="auto"/>
@@ -8647,6 +8905,7 @@
   <w:style w:type="table" w:styleId="71">
     <w:name w:val="Medium Shading 2 Accent 6"/>
     <w:basedOn w:val="12"/>
+    <w:qFormat/>
     <w:uiPriority w:val="64"/>
     <w:pPr>
       <w:spacing w:after="0" w:line="240" w:lineRule="auto"/>
@@ -8812,6 +9071,7 @@
   <w:style w:type="table" w:styleId="72">
     <w:name w:val="Medium List 1"/>
     <w:basedOn w:val="12"/>
+    <w:qFormat/>
     <w:uiPriority w:val="65"/>
     <w:pPr>
       <w:spacing w:after="0" w:line="240" w:lineRule="auto"/>
@@ -8902,6 +9162,7 @@
   <w:style w:type="table" w:styleId="73">
     <w:name w:val="Medium List 1 Accent 1"/>
     <w:basedOn w:val="12"/>
+    <w:qFormat/>
     <w:uiPriority w:val="65"/>
     <w:pPr>
       <w:spacing w:after="0" w:line="240" w:lineRule="auto"/>
@@ -8992,6 +9253,7 @@
   <w:style w:type="table" w:styleId="74">
     <w:name w:val="Medium List 1 Accent 2"/>
     <w:basedOn w:val="12"/>
+    <w:qFormat/>
     <w:uiPriority w:val="65"/>
     <w:pPr>
       <w:spacing w:after="0" w:line="240" w:lineRule="auto"/>
@@ -9082,6 +9344,7 @@
   <w:style w:type="table" w:styleId="75">
     <w:name w:val="Medium List 1 Accent 3"/>
     <w:basedOn w:val="12"/>
+    <w:qFormat/>
     <w:uiPriority w:val="65"/>
     <w:pPr>
       <w:spacing w:after="0" w:line="240" w:lineRule="auto"/>
@@ -9172,6 +9435,7 @@
   <w:style w:type="table" w:styleId="76">
     <w:name w:val="Medium List 1 Accent 4"/>
     <w:basedOn w:val="12"/>
+    <w:qFormat/>
     <w:uiPriority w:val="65"/>
     <w:pPr>
       <w:spacing w:after="0" w:line="240" w:lineRule="auto"/>
@@ -9262,6 +9526,7 @@
   <w:style w:type="table" w:styleId="77">
     <w:name w:val="Medium List 1 Accent 5"/>
     <w:basedOn w:val="12"/>
+    <w:qFormat/>
     <w:uiPriority w:val="65"/>
     <w:pPr>
       <w:spacing w:after="0" w:line="240" w:lineRule="auto"/>
@@ -9352,6 +9617,7 @@
   <w:style w:type="table" w:styleId="78">
     <w:name w:val="Medium List 1 Accent 6"/>
     <w:basedOn w:val="12"/>
+    <w:qFormat/>
     <w:uiPriority w:val="65"/>
     <w:pPr>
       <w:spacing w:after="0" w:line="240" w:lineRule="auto"/>
@@ -9442,6 +9708,7 @@
   <w:style w:type="table" w:styleId="79">
     <w:name w:val="Medium List 2"/>
     <w:basedOn w:val="12"/>
+    <w:qFormat/>
     <w:uiPriority w:val="66"/>
     <w:pPr>
       <w:spacing w:after="0" w:line="240" w:lineRule="auto"/>
@@ -9571,6 +9838,7 @@
   <w:style w:type="table" w:styleId="80">
     <w:name w:val="Medium List 2 Accent 1"/>
     <w:basedOn w:val="12"/>
+    <w:qFormat/>
     <w:uiPriority w:val="66"/>
     <w:pPr>
       <w:spacing w:after="0" w:line="240" w:lineRule="auto"/>
@@ -9700,6 +9968,7 @@
   <w:style w:type="table" w:styleId="81">
     <w:name w:val="Medium List 2 Accent 2"/>
     <w:basedOn w:val="12"/>
+    <w:qFormat/>
     <w:uiPriority w:val="66"/>
     <w:pPr>
       <w:spacing w:after="0" w:line="240" w:lineRule="auto"/>
@@ -9829,6 +10098,7 @@
   <w:style w:type="table" w:styleId="82">
     <w:name w:val="Medium List 2 Accent 3"/>
     <w:basedOn w:val="12"/>
+    <w:qFormat/>
     <w:uiPriority w:val="66"/>
     <w:pPr>
       <w:spacing w:after="0" w:line="240" w:lineRule="auto"/>
@@ -9958,6 +10228,7 @@
   <w:style w:type="table" w:styleId="83">
     <w:name w:val="Medium List 2 Accent 4"/>
     <w:basedOn w:val="12"/>
+    <w:qFormat/>
     <w:uiPriority w:val="66"/>
     <w:pPr>
       <w:spacing w:after="0" w:line="240" w:lineRule="auto"/>
@@ -10087,6 +10358,7 @@
   <w:style w:type="table" w:styleId="84">
     <w:name w:val="Medium List 2 Accent 5"/>
     <w:basedOn w:val="12"/>
+    <w:qFormat/>
     <w:uiPriority w:val="66"/>
     <w:pPr>
       <w:spacing w:after="0" w:line="240" w:lineRule="auto"/>
@@ -10216,6 +10488,7 @@
   <w:style w:type="table" w:styleId="85">
     <w:name w:val="Medium List 2 Accent 6"/>
     <w:basedOn w:val="12"/>
+    <w:qFormat/>
     <w:uiPriority w:val="66"/>
     <w:pPr>
       <w:spacing w:after="0" w:line="240" w:lineRule="auto"/>
